--- a/tillsyn/S 2048-2026 tillsynsbegäran.docx
+++ b/tillsyn/S 2048-2026 tillsynsbegäran.docx
@@ -1792,7 +1792,7 @@
     <w:r>
       <w:tab/>
       <w:tab/>
-      <w:t>2026-09-14</w:t>
+      <w:t>2026-09-15</w:t>
       <w:br/>
       <w:br/>
     </w:r>

--- a/tillsyn/S 2048-2026 tillsynsbegäran.docx
+++ b/tillsyn/S 2048-2026 tillsynsbegäran.docx
@@ -1792,7 +1792,7 @@
     <w:r>
       <w:tab/>
       <w:tab/>
-      <w:t>2026-09-15</w:t>
+      <w:t>2026-09-16</w:t>
       <w:br/>
       <w:br/>
     </w:r>

--- a/tillsyn/S 2048-2026 tillsynsbegäran.docx
+++ b/tillsyn/S 2048-2026 tillsynsbegäran.docx
@@ -1792,7 +1792,7 @@
     <w:r>
       <w:tab/>
       <w:tab/>
-      <w:t>2026-09-16</w:t>
+      <w:t>2026-09-17</w:t>
       <w:br/>
       <w:br/>
     </w:r>

--- a/tillsyn/S 2048-2026 tillsynsbegäran.docx
+++ b/tillsyn/S 2048-2026 tillsynsbegäran.docx
@@ -1792,7 +1792,7 @@
     <w:r>
       <w:tab/>
       <w:tab/>
-      <w:t>2026-09-17</w:t>
+      <w:t>2026-09-18</w:t>
       <w:br/>
       <w:br/>
     </w:r>

--- a/tillsyn/S 2048-2026 tillsynsbegäran.docx
+++ b/tillsyn/S 2048-2026 tillsynsbegäran.docx
@@ -1792,7 +1792,7 @@
     <w:r>
       <w:tab/>
       <w:tab/>
-      <w:t>2026-09-18</w:t>
+      <w:t>2026-09-19</w:t>
       <w:br/>
       <w:br/>
     </w:r>

--- a/tillsyn/S 2048-2026 tillsynsbegäran.docx
+++ b/tillsyn/S 2048-2026 tillsynsbegäran.docx
@@ -1792,7 +1792,7 @@
     <w:r>
       <w:tab/>
       <w:tab/>
-      <w:t>2026-09-19</w:t>
+      <w:t>2026-09-21</w:t>
       <w:br/>
       <w:br/>
     </w:r>

--- a/tillsyn/S 2048-2026 tillsynsbegäran.docx
+++ b/tillsyn/S 2048-2026 tillsynsbegäran.docx
@@ -1792,7 +1792,7 @@
     <w:r>
       <w:tab/>
       <w:tab/>
-      <w:t>2026-09-21</w:t>
+      <w:t>2026-09-23</w:t>
       <w:br/>
       <w:br/>
     </w:r>

--- a/tillsyn/S 2048-2026 tillsynsbegäran.docx
+++ b/tillsyn/S 2048-2026 tillsynsbegäran.docx
@@ -1792,7 +1792,7 @@
     <w:r>
       <w:tab/>
       <w:tab/>
-      <w:t>2026-09-23</w:t>
+      <w:t>2026-09-24</w:t>
       <w:br/>
       <w:br/>
     </w:r>

--- a/tillsyn/S 2048-2026 tillsynsbegäran.docx
+++ b/tillsyn/S 2048-2026 tillsynsbegäran.docx
@@ -1792,7 +1792,7 @@
     <w:r>
       <w:tab/>
       <w:tab/>
-      <w:t>2026-09-24</w:t>
+      <w:t>2026-09-25</w:t>
       <w:br/>
       <w:br/>
     </w:r>

--- a/tillsyn/S 2048-2026 tillsynsbegäran.docx
+++ b/tillsyn/S 2048-2026 tillsynsbegäran.docx
@@ -1792,7 +1792,7 @@
     <w:r>
       <w:tab/>
       <w:tab/>
-      <w:t>2026-09-25</w:t>
+      <w:t>2026-09-26</w:t>
       <w:br/>
       <w:br/>
     </w:r>

--- a/tillsyn/S 2048-2026 tillsynsbegäran.docx
+++ b/tillsyn/S 2048-2026 tillsynsbegäran.docx
@@ -1792,7 +1792,7 @@
     <w:r>
       <w:tab/>
       <w:tab/>
-      <w:t>2026-09-26</w:t>
+      <w:t>2026-09-27</w:t>
       <w:br/>
       <w:br/>
     </w:r>

--- a/tillsyn/S 2048-2026 tillsynsbegäran.docx
+++ b/tillsyn/S 2048-2026 tillsynsbegäran.docx
@@ -1792,7 +1792,7 @@
     <w:r>
       <w:tab/>
       <w:tab/>
-      <w:t>2026-09-27</w:t>
+      <w:t>2026-09-28</w:t>
       <w:br/>
       <w:br/>
     </w:r>

--- a/tillsyn/S 2048-2026 tillsynsbegäran.docx
+++ b/tillsyn/S 2048-2026 tillsynsbegäran.docx
@@ -1792,7 +1792,7 @@
     <w:r>
       <w:tab/>
       <w:tab/>
-      <w:t>2026-09-28</w:t>
+      <w:t>2026-09-29</w:t>
       <w:br/>
       <w:br/>
     </w:r>

--- a/tillsyn/S 2048-2026 tillsynsbegäran.docx
+++ b/tillsyn/S 2048-2026 tillsynsbegäran.docx
@@ -1792,7 +1792,7 @@
     <w:r>
       <w:tab/>
       <w:tab/>
-      <w:t>2026-09-29</w:t>
+      <w:t>2026-09-30</w:t>
       <w:br/>
       <w:br/>
     </w:r>

--- a/tillsyn/S 2048-2026 tillsynsbegäran.docx
+++ b/tillsyn/S 2048-2026 tillsynsbegäran.docx
@@ -1792,7 +1792,7 @@
     <w:r>
       <w:tab/>
       <w:tab/>
-      <w:t>2026-09-30</w:t>
+      <w:t>2026-10-01</w:t>
       <w:br/>
       <w:br/>
     </w:r>

--- a/tillsyn/S 2048-2026 tillsynsbegäran.docx
+++ b/tillsyn/S 2048-2026 tillsynsbegäran.docx
@@ -1792,7 +1792,7 @@
     <w:r>
       <w:tab/>
       <w:tab/>
-      <w:t>2026-10-01</w:t>
+      <w:t>2026-10-02</w:t>
       <w:br/>
       <w:br/>
     </w:r>

--- a/tillsyn/S 2048-2026 tillsynsbegäran.docx
+++ b/tillsyn/S 2048-2026 tillsynsbegäran.docx
@@ -1792,7 +1792,7 @@
     <w:r>
       <w:tab/>
       <w:tab/>
-      <w:t>2026-10-02</w:t>
+      <w:t>2026-10-03</w:t>
       <w:br/>
       <w:br/>
     </w:r>

--- a/tillsyn/S 2048-2026 tillsynsbegäran.docx
+++ b/tillsyn/S 2048-2026 tillsynsbegäran.docx
@@ -22,7 +22,7 @@
       <w:r>
         <w:drawing>
           <wp:inline xmlns:a="http://schemas.openxmlformats.org/drawingml/2006/main" xmlns:pic="http://schemas.openxmlformats.org/drawingml/2006/picture">
-            <wp:extent cx="5394054" cy="5724000"/>
+            <wp:extent cx="5286208" cy="5724000"/>
             <wp:docPr id="1" name="Picture 1"/>
             <wp:cNvGraphicFramePr>
               <a:graphicFrameLocks noChangeAspect="1"/>
@@ -43,7 +43,7 @@
                   <pic:spPr>
                     <a:xfrm>
                       <a:off x="0" y="0"/>
-                      <a:ext cx="5394054" cy="5724000"/>
+                      <a:ext cx="5286208" cy="5724000"/>
                     </a:xfrm>
                     <a:prstGeom prst="rect"/>
                   </pic:spPr>
@@ -65,7 +65,7 @@
     </w:p>
     <w:p>
       <w:r>
-        <w:t>I och inom 23 meter från samrådsanmälan finns fynd av 15 naturvårdsarter, varav 7 är rödlistade, 9 är fridlysta, 7 är typiska (T) och 3 är signalarter (S): knärot (VU, T, §8), brunlångöra (NT, §4a), motaggsvamp (NT, T), nordfladdermus (NT, §4a), tallticka (NT, T), talltita (NT, §4), vaddporing (NT), bollvitmossa (S, T), mindre märgborre (S, T), västlig hakmossa (S), spillkråka (T, §4), tjäder (T, §4), dvärgpipistrell (§4a), orre (§4) och svartvit flugsnappare (§4). Se Figur 1.</w:t>
+        <w:t>I och inom 23 meter från samrådsanmälan finns fynd av 16 naturvårdsarter, varav 7 är rödlistade, 9 är fridlysta, 8 är typiska (T) och 4 är signalarter (S): knärot (VU, T, §8), brunlångöra (NT, §4a), motaggsvamp (NT, T), nordfladdermus (NT, §4a), tallticka (NT, T), talltita (NT, §4), vaddporing (NT), bollvitmossa (S, T), mindre märgborre (S, T), vedticka (S, T), västlig hakmossa (S), spillkråka (T, §4), tjäder (T, §4), dvärgpipistrell (§4a), orre (§4) och svartvit flugsnappare (§4). Se Figur 1.</w:t>
       </w:r>
     </w:p>
     <w:p>
@@ -378,10 +378,10 @@
         <w:rPr>
           <w:b/>
         </w:rPr>
-        <w:t>Spillkråka (§4)</w:t>
-      </w:r>
-      <w:r>
-        <w:t xml:space="preserve"> omfattas av bilaga 1 i EU:s fågeldirektiv och är typisk art för </w:t>
+        <w:t xml:space="preserve">Vedticka </w:t>
+      </w:r>
+      <w:r>
+        <w:t xml:space="preserve">är en bra signalart söder om den naturliga norrlandsgränsen. Den är huvudsakligen knuten till äldre barrskogar där det föreligger långvarig kontinuitet av död barrved. Vedticka är typisk art för </w:t>
       </w:r>
       <w:r>
         <w:rPr>
@@ -390,6 +390,26 @@
         <w:t xml:space="preserve">9010 Taiga </w:t>
       </w:r>
       <w:r>
+        <w:t>(Nitare &amp; Skogsstyrelsen, 2019; SLU Artdatabanken, 2025).</w:t>
+      </w:r>
+    </w:p>
+    <w:p>
+      <w:r>
+        <w:rPr>
+          <w:b/>
+        </w:rPr>
+        <w:t>Spillkråka (§4)</w:t>
+      </w:r>
+      <w:r>
+        <w:t xml:space="preserve"> omfattas av bilaga 1 i EU:s fågeldirektiv och är typisk art för </w:t>
+      </w:r>
+      <w:r>
+        <w:rPr>
+          <w:i/>
+        </w:rPr>
+        <w:t xml:space="preserve">9010 Taiga </w:t>
+      </w:r>
+      <w:r>
         <w:t>och</w:t>
       </w:r>
       <w:r>
@@ -479,7 +499,7 @@
     </w:p>
     <w:p>
       <w:r>
-        <w:t>Följande typiska arter har sina livsmiljöer och växtplatser i den samrådsanmälda skogen: knärot (VU, T, §8), motaggsvamp (NT, T), tallticka (NT, T), bollvitmossa (S, T), mindre märgborre (S, T), spillkråka (T, §4) och tjäder (T, §4).</w:t>
+        <w:t>Följande typiska arter har sina livsmiljöer och växtplatser i den samrådsanmälda skogen: knärot (VU, T, §8), motaggsvamp (NT, T), tallticka (NT, T), bollvitmossa (S, T), mindre märgborre (S, T), vedticka (S, T), spillkråka (T, §4) och tjäder (T, §4).</w:t>
       </w:r>
     </w:p>
     <w:p>
@@ -1792,7 +1812,7 @@
     <w:r>
       <w:tab/>
       <w:tab/>
-      <w:t>2026-10-03</w:t>
+      <w:t>2026-10-04</w:t>
       <w:br/>
       <w:br/>
     </w:r>

--- a/tillsyn/S 2048-2026 tillsynsbegäran.docx
+++ b/tillsyn/S 2048-2026 tillsynsbegäran.docx
@@ -1812,7 +1812,7 @@
     <w:r>
       <w:tab/>
       <w:tab/>
-      <w:t>2026-10-04</w:t>
+      <w:t>2026-10-05</w:t>
       <w:br/>
       <w:br/>
     </w:r>

--- a/tillsyn/S 2048-2026 tillsynsbegäran.docx
+++ b/tillsyn/S 2048-2026 tillsynsbegäran.docx
@@ -1812,7 +1812,7 @@
     <w:r>
       <w:tab/>
       <w:tab/>
-      <w:t>2026-10-05</w:t>
+      <w:t>2026-10-06</w:t>
       <w:br/>
       <w:br/>
     </w:r>

--- a/tillsyn/S 2048-2026 tillsynsbegäran.docx
+++ b/tillsyn/S 2048-2026 tillsynsbegäran.docx
@@ -1812,7 +1812,7 @@
     <w:r>
       <w:tab/>
       <w:tab/>
-      <w:t>2026-10-06</w:t>
+      <w:t>2026-10-07</w:t>
       <w:br/>
       <w:br/>
     </w:r>

--- a/tillsyn/S 2048-2026 tillsynsbegäran.docx
+++ b/tillsyn/S 2048-2026 tillsynsbegäran.docx
@@ -1812,7 +1812,7 @@
     <w:r>
       <w:tab/>
       <w:tab/>
-      <w:t>2026-10-07</w:t>
+      <w:t>2026-10-08</w:t>
       <w:br/>
       <w:br/>
     </w:r>

--- a/tillsyn/S 2048-2026 tillsynsbegäran.docx
+++ b/tillsyn/S 2048-2026 tillsynsbegäran.docx
@@ -1812,7 +1812,7 @@
     <w:r>
       <w:tab/>
       <w:tab/>
-      <w:t>2026-10-08</w:t>
+      <w:t>2026-10-09</w:t>
       <w:br/>
       <w:br/>
     </w:r>

--- a/tillsyn/S 2048-2026 tillsynsbegäran.docx
+++ b/tillsyn/S 2048-2026 tillsynsbegäran.docx
@@ -1812,7 +1812,7 @@
     <w:r>
       <w:tab/>
       <w:tab/>
-      <w:t>2026-10-09</w:t>
+      <w:t>2026-10-10</w:t>
       <w:br/>
       <w:br/>
     </w:r>

--- a/tillsyn/S 2048-2026 tillsynsbegäran.docx
+++ b/tillsyn/S 2048-2026 tillsynsbegäran.docx
@@ -1812,7 +1812,7 @@
     <w:r>
       <w:tab/>
       <w:tab/>
-      <w:t>2026-10-10</w:t>
+      <w:t>2026-10-11</w:t>
       <w:br/>
       <w:br/>
     </w:r>

--- a/tillsyn/S 2048-2026 tillsynsbegäran.docx
+++ b/tillsyn/S 2048-2026 tillsynsbegäran.docx
@@ -1812,7 +1812,7 @@
     <w:r>
       <w:tab/>
       <w:tab/>
-      <w:t>2026-10-11</w:t>
+      <w:t>2026-10-12</w:t>
       <w:br/>
       <w:br/>
     </w:r>

--- a/tillsyn/S 2048-2026 tillsynsbegäran.docx
+++ b/tillsyn/S 2048-2026 tillsynsbegäran.docx
@@ -1812,7 +1812,7 @@
     <w:r>
       <w:tab/>
       <w:tab/>
-      <w:t>2026-10-12</w:t>
+      <w:t>2026-10-13</w:t>
       <w:br/>
       <w:br/>
     </w:r>

--- a/tillsyn/S 2048-2026 tillsynsbegäran.docx
+++ b/tillsyn/S 2048-2026 tillsynsbegäran.docx
@@ -1812,7 +1812,7 @@
     <w:r>
       <w:tab/>
       <w:tab/>
-      <w:t>2026-10-13</w:t>
+      <w:t>2026-10-14</w:t>
       <w:br/>
       <w:br/>
     </w:r>

--- a/tillsyn/S 2048-2026 tillsynsbegäran.docx
+++ b/tillsyn/S 2048-2026 tillsynsbegäran.docx
@@ -1812,7 +1812,7 @@
     <w:r>
       <w:tab/>
       <w:tab/>
-      <w:t>2026-10-14</w:t>
+      <w:t>2026-10-15</w:t>
       <w:br/>
       <w:br/>
     </w:r>

--- a/tillsyn/S 2048-2026 tillsynsbegäran.docx
+++ b/tillsyn/S 2048-2026 tillsynsbegäran.docx
@@ -1812,7 +1812,7 @@
     <w:r>
       <w:tab/>
       <w:tab/>
-      <w:t>2026-10-15</w:t>
+      <w:t>2026-10-16</w:t>
       <w:br/>
       <w:br/>
     </w:r>

--- a/tillsyn/S 2048-2026 tillsynsbegäran.docx
+++ b/tillsyn/S 2048-2026 tillsynsbegäran.docx
@@ -1812,7 +1812,7 @@
     <w:r>
       <w:tab/>
       <w:tab/>
-      <w:t>2026-10-16</w:t>
+      <w:t>2026-10-17</w:t>
       <w:br/>
       <w:br/>
     </w:r>

--- a/tillsyn/S 2048-2026 tillsynsbegäran.docx
+++ b/tillsyn/S 2048-2026 tillsynsbegäran.docx
@@ -1812,7 +1812,7 @@
     <w:r>
       <w:tab/>
       <w:tab/>
-      <w:t>2026-10-17</w:t>
+      <w:t>2026-10-18</w:t>
       <w:br/>
       <w:br/>
     </w:r>

--- a/tillsyn/S 2048-2026 tillsynsbegäran.docx
+++ b/tillsyn/S 2048-2026 tillsynsbegäran.docx
@@ -1812,7 +1812,7 @@
     <w:r>
       <w:tab/>
       <w:tab/>
-      <w:t>2026-10-18</w:t>
+      <w:t>2026-10-19</w:t>
       <w:br/>
       <w:br/>
     </w:r>

--- a/tillsyn/S 2048-2026 tillsynsbegäran.docx
+++ b/tillsyn/S 2048-2026 tillsynsbegäran.docx
@@ -1812,7 +1812,7 @@
     <w:r>
       <w:tab/>
       <w:tab/>
-      <w:t>2026-10-19</w:t>
+      <w:t>2026-10-20</w:t>
       <w:br/>
       <w:br/>
     </w:r>

--- a/tillsyn/S 2048-2026 tillsynsbegäran.docx
+++ b/tillsyn/S 2048-2026 tillsynsbegäran.docx
@@ -1812,7 +1812,7 @@
     <w:r>
       <w:tab/>
       <w:tab/>
-      <w:t>2026-10-20</w:t>
+      <w:t>2026-10-21</w:t>
       <w:br/>
       <w:br/>
     </w:r>

--- a/tillsyn/S 2048-2026 tillsynsbegäran.docx
+++ b/tillsyn/S 2048-2026 tillsynsbegäran.docx
@@ -1812,7 +1812,7 @@
     <w:r>
       <w:tab/>
       <w:tab/>
-      <w:t>2026-10-21</w:t>
+      <w:t>2026-10-22</w:t>
       <w:br/>
       <w:br/>
     </w:r>

--- a/tillsyn/S 2048-2026 tillsynsbegäran.docx
+++ b/tillsyn/S 2048-2026 tillsynsbegäran.docx
@@ -1812,7 +1812,7 @@
     <w:r>
       <w:tab/>
       <w:tab/>
-      <w:t>2026-10-22</w:t>
+      <w:t>2026-10-23</w:t>
       <w:br/>
       <w:br/>
     </w:r>

--- a/tillsyn/S 2048-2026 tillsynsbegäran.docx
+++ b/tillsyn/S 2048-2026 tillsynsbegäran.docx
@@ -1812,7 +1812,7 @@
     <w:r>
       <w:tab/>
       <w:tab/>
-      <w:t>2026-10-23</w:t>
+      <w:t>2026-10-24</w:t>
       <w:br/>
       <w:br/>
     </w:r>

--- a/tillsyn/S 2048-2026 tillsynsbegäran.docx
+++ b/tillsyn/S 2048-2026 tillsynsbegäran.docx
@@ -1812,7 +1812,7 @@
     <w:r>
       <w:tab/>
       <w:tab/>
-      <w:t>2026-10-24</w:t>
+      <w:t>2026-10-25</w:t>
       <w:br/>
       <w:br/>
     </w:r>

--- a/tillsyn/S 2048-2026 tillsynsbegäran.docx
+++ b/tillsyn/S 2048-2026 tillsynsbegäran.docx
@@ -1812,7 +1812,7 @@
     <w:r>
       <w:tab/>
       <w:tab/>
-      <w:t>2026-10-25</w:t>
+      <w:t>2026-10-26</w:t>
       <w:br/>
       <w:br/>
     </w:r>

--- a/tillsyn/S 2048-2026 tillsynsbegäran.docx
+++ b/tillsyn/S 2048-2026 tillsynsbegäran.docx
@@ -1812,7 +1812,7 @@
     <w:r>
       <w:tab/>
       <w:tab/>
-      <w:t>2026-10-26</w:t>
+      <w:t>2026-10-27</w:t>
       <w:br/>
       <w:br/>
     </w:r>

--- a/tillsyn/S 2048-2026 tillsynsbegäran.docx
+++ b/tillsyn/S 2048-2026 tillsynsbegäran.docx
@@ -1812,7 +1812,7 @@
     <w:r>
       <w:tab/>
       <w:tab/>
-      <w:t>2026-10-27</w:t>
+      <w:t>2026-10-28</w:t>
       <w:br/>
       <w:br/>
     </w:r>

--- a/tillsyn/S 2048-2026 tillsynsbegäran.docx
+++ b/tillsyn/S 2048-2026 tillsynsbegäran.docx
@@ -1812,7 +1812,7 @@
     <w:r>
       <w:tab/>
       <w:tab/>
-      <w:t>2026-10-28</w:t>
+      <w:t>2026-10-29</w:t>
       <w:br/>
       <w:br/>
     </w:r>

--- a/tillsyn/S 2048-2026 tillsynsbegäran.docx
+++ b/tillsyn/S 2048-2026 tillsynsbegäran.docx
@@ -1812,7 +1812,7 @@
     <w:r>
       <w:tab/>
       <w:tab/>
-      <w:t>2026-10-29</w:t>
+      <w:t>2026-10-31</w:t>
       <w:br/>
       <w:br/>
     </w:r>
